--- a/bank/task_09/variant_44.docx
+++ b/bank/task_09/variant_44.docx
@@ -4,20 +4,16 @@
   <w:body>
     <w:p>
       <w:pPr>
-        <w:spacing w:before="240" w:after="240" w:line="240" w:lineRule="auto"/>
-        <w:jc w:val="both"/>
-        <w:rPr>
-          <w:rFonts w:ascii="Cambria Math" w:eastAsia="Times New Roman" w:hAnsi="Cambria Math" w:cs="Segoe UI"/>
-          <w:sz w:val="24"/>
+        <w:rPr>
+          <w:rFonts w:eastAsia="Times New Roman"/>
           <w:szCs w:val="28"/>
           <w:lang w:eastAsia="ru-RU"/>
         </w:rPr>
       </w:pPr>
       <w:r>
         <w:rPr>
-          <w:rFonts w:ascii="Cambria Math" w:eastAsia="Times New Roman" w:hAnsi="Cambria Math" w:cs="Segoe UI"/>
+          <w:rFonts w:eastAsia="Times New Roman"/>
           <w:bCs/>
-          <w:sz w:val="24"/>
           <w:szCs w:val="28"/>
           <w:lang w:eastAsia="ru-RU"/>
         </w:rPr>
@@ -25,10 +21,8 @@
       </w:r>
       <w:r>
         <w:rPr>
-          <w:rFonts w:ascii="Cambria Math" w:eastAsia="Times New Roman" w:hAnsi="Cambria Math" w:cs="Segoe UI"/>
-          <w:b/>
+          <w:rFonts w:eastAsia="Times New Roman"/>
           <w:bCs/>
-          <w:sz w:val="24"/>
           <w:szCs w:val="28"/>
           <w:lang w:eastAsia="ru-RU"/>
         </w:rPr>
@@ -36,19 +30,16 @@
       </w:r>
       <w:r>
         <w:rPr>
-          <w:rFonts w:ascii="Cambria Math" w:eastAsia="Times New Roman" w:hAnsi="Cambria Math" w:cs="Segoe UI"/>
-          <w:sz w:val="24"/>
-          <w:szCs w:val="28"/>
-          <w:lang w:eastAsia="ru-RU"/>
-        </w:rPr>
-        <w:br/>
+          <w:rFonts w:eastAsia="Times New Roman"/>
+          <w:szCs w:val="28"/>
+          <w:lang w:eastAsia="ru-RU"/>
+        </w:rPr>
         <w:t>Решите неравенство </w:t>
       </w:r>
       <m:oMath>
         <m:r>
           <w:rPr>
-            <w:rFonts w:ascii="Cambria Math" w:eastAsia="Times New Roman" w:hAnsi="Cambria Math" w:cs="Times New Roman"/>
-            <w:sz w:val="24"/>
+            <w:rFonts w:ascii="Cambria Math" w:eastAsia="Times New Roman" w:hAnsi="Cambria Math"/>
             <w:szCs w:val="28"/>
             <w:bdr w:val="none" w:sz="0" w:space="0" w:color="auto" w:frame="1"/>
             <w:lang w:eastAsia="ru-RU"/>
@@ -58,8 +49,7 @@
       </m:oMath>
       <w:r>
         <w:rPr>
-          <w:rFonts w:ascii="Cambria Math" w:eastAsia="Times New Roman" w:hAnsi="Cambria Math" w:cs="Segoe UI"/>
-          <w:sz w:val="24"/>
+          <w:rFonts w:eastAsia="Times New Roman"/>
           <w:szCs w:val="28"/>
           <w:lang w:eastAsia="ru-RU"/>
         </w:rPr>
@@ -67,8 +57,7 @@
       </w:r>
       <w:r>
         <w:rPr>
-          <w:rFonts w:ascii="Cambria Math" w:eastAsia="Times New Roman" w:hAnsi="Cambria Math" w:cs="Segoe UI"/>
-          <w:sz w:val="24"/>
+          <w:rFonts w:eastAsia="Times New Roman"/>
           <w:szCs w:val="28"/>
           <w:lang w:eastAsia="ru-RU"/>
         </w:rPr>
@@ -76,8 +65,7 @@
       </w:r>
       <w:r>
         <w:rPr>
-          <w:rFonts w:ascii="Cambria Math" w:eastAsia="Times New Roman" w:hAnsi="Cambria Math" w:cs="Segoe UI"/>
-          <w:sz w:val="24"/>
+          <w:rFonts w:eastAsia="Times New Roman"/>
           <w:szCs w:val="28"/>
           <w:lang w:eastAsia="ru-RU"/>
         </w:rPr>
@@ -91,11 +79,33 @@
           <w:ilvl w:val="0"/>
           <w:numId w:val="1"/>
         </w:numPr>
-        <w:spacing w:before="100" w:beforeAutospacing="1" w:after="0" w:line="240" w:lineRule="auto"/>
-        <w:jc w:val="both"/>
-        <w:rPr>
-          <w:rFonts w:ascii="Cambria Math" w:eastAsia="Times New Roman" w:hAnsi="Cambria Math" w:cs="Segoe UI"/>
-          <w:sz w:val="24"/>
+        <w:spacing w:beforeAutospacing="1"/>
+        <w:ind w:firstLine="0"/>
+        <w:rPr>
+          <w:rFonts w:ascii="Cambria Math" w:eastAsia="Times New Roman" w:hAnsi="Cambria Math"/>
+          <w:szCs w:val="28"/>
+          <w:bdr w:val="none" w:sz="0" w:space="0" w:color="auto" w:frame="1"/>
+          <w:lang w:eastAsia="ru-RU"/>
+          <w:oMath/>
+        </w:rPr>
+        <w:sectPr>
+          <w:pgSz w:w="11906" w:h="16838"/>
+          <w:pgMar w:top="850" w:right="850" w:bottom="850" w:left="850" w:header="708" w:footer="708" w:gutter="0"/>
+          <w:cols w:space="708"/>
+          <w:docGrid w:linePitch="360"/>
+        </w:sectPr>
+      </w:pPr>
+    </w:p>
+    <w:p>
+      <w:pPr>
+        <w:numPr>
+          <w:ilvl w:val="0"/>
+          <w:numId w:val="1"/>
+        </w:numPr>
+        <w:spacing w:beforeAutospacing="1"/>
+        <w:ind w:firstLine="0"/>
+        <w:rPr>
+          <w:rFonts w:ascii="Cambria Math" w:eastAsia="Times New Roman" w:hAnsi="Cambria Math"/>
           <w:szCs w:val="28"/>
           <w:lang w:eastAsia="ru-RU"/>
           <w:oMath/>
@@ -104,8 +114,7 @@
       <m:oMath>
         <m:r>
           <w:rPr>
-            <w:rFonts w:ascii="Cambria Math" w:eastAsia="Times New Roman" w:hAnsi="Cambria Math" w:cs="Times New Roman"/>
-            <w:sz w:val="24"/>
+            <w:rFonts w:ascii="Cambria Math" w:eastAsia="Times New Roman" w:hAnsi="Cambria Math"/>
             <w:szCs w:val="28"/>
             <w:bdr w:val="none" w:sz="0" w:space="0" w:color="auto" w:frame="1"/>
             <w:lang w:eastAsia="ru-RU"/>
@@ -120,11 +129,10 @@
           <w:ilvl w:val="0"/>
           <w:numId w:val="1"/>
         </w:numPr>
-        <w:spacing w:before="100" w:beforeAutospacing="1" w:after="0" w:line="240" w:lineRule="auto"/>
-        <w:jc w:val="both"/>
-        <w:rPr>
-          <w:rFonts w:ascii="Cambria Math" w:eastAsia="Times New Roman" w:hAnsi="Cambria Math" w:cs="Segoe UI"/>
-          <w:sz w:val="24"/>
+        <w:spacing w:beforeAutospacing="1"/>
+        <w:ind w:firstLine="0"/>
+        <w:rPr>
+          <w:rFonts w:ascii="Cambria Math" w:eastAsia="Times New Roman" w:hAnsi="Cambria Math"/>
           <w:szCs w:val="28"/>
           <w:lang w:eastAsia="ru-RU"/>
           <w:oMath/>
@@ -133,8 +141,7 @@
       <m:oMath>
         <m:r>
           <w:rPr>
-            <w:rFonts w:ascii="Cambria Math" w:eastAsia="Times New Roman" w:hAnsi="Cambria Math" w:cs="Times New Roman"/>
-            <w:sz w:val="24"/>
+            <w:rFonts w:ascii="Cambria Math" w:eastAsia="Times New Roman" w:hAnsi="Cambria Math"/>
             <w:szCs w:val="28"/>
             <w:bdr w:val="none" w:sz="0" w:space="0" w:color="auto" w:frame="1"/>
             <w:lang w:eastAsia="ru-RU"/>
@@ -149,11 +156,10 @@
           <w:ilvl w:val="0"/>
           <w:numId w:val="1"/>
         </w:numPr>
-        <w:spacing w:before="100" w:beforeAutospacing="1" w:after="0" w:line="240" w:lineRule="auto"/>
-        <w:jc w:val="both"/>
-        <w:rPr>
-          <w:rFonts w:ascii="Cambria Math" w:eastAsia="Times New Roman" w:hAnsi="Cambria Math" w:cs="Segoe UI"/>
-          <w:sz w:val="24"/>
+        <w:spacing w:beforeAutospacing="1"/>
+        <w:ind w:firstLine="0"/>
+        <w:rPr>
+          <w:rFonts w:ascii="Cambria Math" w:eastAsia="Times New Roman" w:hAnsi="Cambria Math"/>
           <w:szCs w:val="28"/>
           <w:lang w:eastAsia="ru-RU"/>
           <w:oMath/>
@@ -162,8 +168,7 @@
       <m:oMath>
         <m:r>
           <w:rPr>
-            <w:rFonts w:ascii="Cambria Math" w:eastAsia="Times New Roman" w:hAnsi="Cambria Math" w:cs="Times New Roman"/>
-            <w:sz w:val="24"/>
+            <w:rFonts w:ascii="Cambria Math" w:eastAsia="Times New Roman" w:hAnsi="Cambria Math"/>
             <w:szCs w:val="28"/>
             <w:bdr w:val="none" w:sz="0" w:space="0" w:color="auto" w:frame="1"/>
             <w:lang w:eastAsia="ru-RU"/>
@@ -178,11 +183,10 @@
           <w:ilvl w:val="0"/>
           <w:numId w:val="1"/>
         </w:numPr>
-        <w:spacing w:before="100" w:beforeAutospacing="1" w:after="0" w:line="240" w:lineRule="auto"/>
-        <w:jc w:val="both"/>
-        <w:rPr>
-          <w:rFonts w:ascii="Cambria Math" w:eastAsia="Times New Roman" w:hAnsi="Cambria Math" w:cs="Segoe UI"/>
-          <w:sz w:val="24"/>
+        <w:spacing w:beforeAutospacing="1"/>
+        <w:ind w:firstLine="0"/>
+        <w:rPr>
+          <w:rFonts w:ascii="Cambria Math" w:eastAsia="Times New Roman" w:hAnsi="Cambria Math"/>
           <w:szCs w:val="28"/>
           <w:lang w:eastAsia="ru-RU"/>
           <w:oMath/>
@@ -191,46 +195,31 @@
       <m:oMath>
         <m:r>
           <w:rPr>
-            <w:rFonts w:ascii="Cambria Math" w:eastAsia="Times New Roman" w:hAnsi="Cambria Math" w:cs="Times New Roman"/>
-            <w:sz w:val="24"/>
+            <w:rFonts w:ascii="Cambria Math" w:eastAsia="Times New Roman" w:hAnsi="Cambria Math"/>
             <w:szCs w:val="28"/>
             <w:bdr w:val="none" w:sz="0" w:space="0" w:color="auto" w:frame="1"/>
             <w:lang w:eastAsia="ru-RU"/>
           </w:rPr>
-          <m:t>(-∞;-3]</m:t>
-        </m:r>
-        <m:r>
-          <w:rPr>
-            <w:rFonts w:ascii="Cambria Math" w:eastAsia="Times New Roman" w:hAnsi="Cambria Math" w:cs="Cambria Math"/>
-            <w:sz w:val="24"/>
-            <w:szCs w:val="28"/>
-            <w:bdr w:val="none" w:sz="0" w:space="0" w:color="auto" w:frame="1"/>
-            <w:lang w:eastAsia="ru-RU"/>
-          </w:rPr>
-          <m:t>∪</m:t>
-        </m:r>
-        <m:r>
-          <w:rPr>
-            <w:rFonts w:ascii="Cambria Math" w:eastAsia="Times New Roman" w:hAnsi="Cambria Math" w:cs="Times New Roman"/>
-            <w:sz w:val="24"/>
-            <w:szCs w:val="28"/>
-            <w:bdr w:val="none" w:sz="0" w:space="0" w:color="auto" w:frame="1"/>
-            <w:lang w:eastAsia="ru-RU"/>
-          </w:rPr>
-          <m:t>[5;+∞)</m:t>
+          <m:t>(-∞;-3]∪[5;+∞)</m:t>
         </m:r>
       </m:oMath>
     </w:p>
     <w:p>
       <w:pPr>
-        <w:rPr>
-          <w:sz w:val="24"/>
-        </w:rPr>
+        <w:sectPr>
+          <w:type w:val="continuous"/>
+          <w:pgSz w:w="11906" w:h="16838"/>
+          <w:pgMar w:top="850" w:right="850" w:bottom="850" w:left="850" w:header="708" w:footer="708" w:gutter="0"/>
+          <w:cols w:num="2" w:space="708"/>
+          <w:docGrid w:linePitch="360"/>
+        </w:sectPr>
       </w:pPr>
     </w:p>
+    <w:p/>
     <w:sectPr>
+      <w:type w:val="continuous"/>
       <w:pgSz w:w="11906" w:h="16838"/>
-      <w:pgMar w:top="1134" w:right="850" w:bottom="1134" w:left="1701" w:header="708" w:footer="708" w:gutter="0"/>
+      <w:pgMar w:top="850" w:right="850" w:bottom="850" w:left="850" w:header="708" w:footer="708" w:gutter="0"/>
       <w:cols w:space="708"/>
       <w:docGrid w:linePitch="360"/>
     </w:sectPr>
@@ -757,6 +746,14 @@
   <w:style w:type="paragraph" w:default="1" w:styleId="a">
     <w:name w:val="Normal"/>
     <w:qFormat/>
+    <w:pPr>
+      <w:spacing w:after="0" w:line="240" w:lineRule="auto"/>
+      <w:jc w:val="both"/>
+    </w:pPr>
+    <w:rPr>
+      <w:rFonts w:ascii="Times New Roman" w:hAnsi="Times New Roman" w:cs="Times New Roman"/>
+      <w:sz w:val="24"/>
+    </w:rPr>
   </w:style>
   <w:style w:type="character" w:default="1" w:styleId="a0">
     <w:name w:val="Default Paragraph Font"/>

--- a/bank/task_09/variant_44.docx
+++ b/bank/task_09/variant_44.docx
@@ -119,7 +119,16 @@
             <w:bdr w:val="none" w:sz="0" w:space="0" w:color="auto" w:frame="1"/>
             <w:lang w:eastAsia="ru-RU"/>
           </w:rPr>
-          <m:t>(-∞;-3]</m:t>
+          <m:t>(-∞;-3</m:t>
+        </m:r>
+        <m:r>
+          <w:rPr>
+            <w:rFonts w:ascii="Cambria Math" w:eastAsia="Times New Roman" w:hAnsi="Cambria Math"/>
+            <w:szCs w:val="28"/>
+            <w:bdr w:val="none" w:sz="0" w:space="0" w:color="auto" w:frame="1"/>
+            <w:lang w:eastAsia="ru-RU"/>
+          </w:rPr>
+          <m:t>]</m:t>
         </m:r>
       </m:oMath>
     </w:p>
@@ -146,7 +155,25 @@
             <w:bdr w:val="none" w:sz="0" w:space="0" w:color="auto" w:frame="1"/>
             <w:lang w:eastAsia="ru-RU"/>
           </w:rPr>
-          <m:t>[-3;5]</m:t>
+          <m:t>[</m:t>
+        </m:r>
+        <m:r>
+          <w:rPr>
+            <w:rFonts w:ascii="Cambria Math" w:eastAsia="Times New Roman" w:hAnsi="Cambria Math"/>
+            <w:szCs w:val="28"/>
+            <w:bdr w:val="none" w:sz="0" w:space="0" w:color="auto" w:frame="1"/>
+            <w:lang w:eastAsia="ru-RU"/>
+          </w:rPr>
+          <m:t>-3;5</m:t>
+        </m:r>
+        <m:r>
+          <w:rPr>
+            <w:rFonts w:ascii="Cambria Math" w:eastAsia="Times New Roman" w:hAnsi="Cambria Math"/>
+            <w:szCs w:val="28"/>
+            <w:bdr w:val="none" w:sz="0" w:space="0" w:color="auto" w:frame="1"/>
+            <w:lang w:eastAsia="ru-RU"/>
+          </w:rPr>
+          <m:t>]</m:t>
         </m:r>
       </m:oMath>
     </w:p>
@@ -173,7 +200,16 @@
             <w:bdr w:val="none" w:sz="0" w:space="0" w:color="auto" w:frame="1"/>
             <w:lang w:eastAsia="ru-RU"/>
           </w:rPr>
-          <m:t>(-∞;5]</m:t>
+          <m:t>(-∞;5</m:t>
+        </m:r>
+        <m:r>
+          <w:rPr>
+            <w:rFonts w:ascii="Cambria Math" w:eastAsia="Times New Roman" w:hAnsi="Cambria Math"/>
+            <w:szCs w:val="28"/>
+            <w:bdr w:val="none" w:sz="0" w:space="0" w:color="auto" w:frame="1"/>
+            <w:lang w:eastAsia="ru-RU"/>
+          </w:rPr>
+          <m:t>]</m:t>
         </m:r>
       </m:oMath>
     </w:p>
@@ -200,7 +236,43 @@
             <w:bdr w:val="none" w:sz="0" w:space="0" w:color="auto" w:frame="1"/>
             <w:lang w:eastAsia="ru-RU"/>
           </w:rPr>
-          <m:t>(-∞;-3]∪[5;+∞)</m:t>
+          <m:t>(-∞;-3</m:t>
+        </m:r>
+        <m:r>
+          <w:rPr>
+            <w:rFonts w:ascii="Cambria Math" w:eastAsia="Times New Roman" w:hAnsi="Cambria Math"/>
+            <w:szCs w:val="28"/>
+            <w:bdr w:val="none" w:sz="0" w:space="0" w:color="auto" w:frame="1"/>
+            <w:lang w:eastAsia="ru-RU"/>
+          </w:rPr>
+          <m:t>]</m:t>
+        </m:r>
+        <m:r>
+          <w:rPr>
+            <w:rFonts w:ascii="Cambria Math" w:eastAsia="Times New Roman" w:hAnsi="Cambria Math"/>
+            <w:szCs w:val="28"/>
+            <w:bdr w:val="none" w:sz="0" w:space="0" w:color="auto" w:frame="1"/>
+            <w:lang w:eastAsia="ru-RU"/>
+          </w:rPr>
+          <m:t>∪</m:t>
+        </m:r>
+        <m:r>
+          <w:rPr>
+            <w:rFonts w:ascii="Cambria Math" w:eastAsia="Times New Roman" w:hAnsi="Cambria Math"/>
+            <w:szCs w:val="28"/>
+            <w:bdr w:val="none" w:sz="0" w:space="0" w:color="auto" w:frame="1"/>
+            <w:lang w:eastAsia="ru-RU"/>
+          </w:rPr>
+          <m:t>[</m:t>
+        </m:r>
+        <m:r>
+          <w:rPr>
+            <w:rFonts w:ascii="Cambria Math" w:eastAsia="Times New Roman" w:hAnsi="Cambria Math"/>
+            <w:szCs w:val="28"/>
+            <w:bdr w:val="none" w:sz="0" w:space="0" w:color="auto" w:frame="1"/>
+            <w:lang w:eastAsia="ru-RU"/>
+          </w:rPr>
+          <m:t>5;+∞)</m:t>
         </m:r>
       </m:oMath>
     </w:p>

--- a/bank/task_09/variant_44.docx
+++ b/bank/task_09/variant_44.docx
@@ -119,17 +119,34 @@
             <w:bdr w:val="none" w:sz="0" w:space="0" w:color="auto" w:frame="1"/>
             <w:lang w:eastAsia="ru-RU"/>
           </w:rPr>
-          <m:t>(-∞;-3</m:t>
+          <m:t>(-∞;-</m:t>
         </m:r>
-        <m:r>
-          <w:rPr>
-            <w:rFonts w:ascii="Cambria Math" w:eastAsia="Times New Roman" w:hAnsi="Cambria Math"/>
-            <w:szCs w:val="28"/>
-            <w:bdr w:val="none" w:sz="0" w:space="0" w:color="auto" w:frame="1"/>
-            <w:lang w:eastAsia="ru-RU"/>
-          </w:rPr>
-          <m:t>]</m:t>
-        </m:r>
+        <m:d>
+          <m:dPr>
+            <m:begChr m:val=""/>
+            <m:endChr m:val="]"/>
+            <m:ctrlPr>
+              <w:rPr>
+                <w:rFonts w:ascii="Cambria Math" w:eastAsia="Times New Roman" w:hAnsi="Cambria Math"/>
+                <w:i/>
+                <w:szCs w:val="28"/>
+                <w:bdr w:val="none" w:sz="0" w:space="0" w:color="auto" w:frame="1"/>
+                <w:lang w:eastAsia="ru-RU"/>
+              </w:rPr>
+            </m:ctrlPr>
+          </m:dPr>
+          <m:e>
+            <m:r>
+              <w:rPr>
+                <w:rFonts w:ascii="Cambria Math" w:eastAsia="Times New Roman" w:hAnsi="Cambria Math"/>
+                <w:szCs w:val="28"/>
+                <w:bdr w:val="none" w:sz="0" w:space="0" w:color="auto" w:frame="1"/>
+                <w:lang w:eastAsia="ru-RU"/>
+              </w:rPr>
+              <m:t>3</m:t>
+            </m:r>
+          </m:e>
+        </m:d>
       </m:oMath>
     </w:p>
     <w:p>
@@ -148,6 +165,32 @@
         </w:rPr>
       </w:pPr>
       <m:oMath>
+        <m:d>
+          <m:dPr>
+            <m:begChr m:val="["/>
+            <m:endChr m:val=""/>
+            <m:ctrlPr>
+              <w:rPr>
+                <w:rFonts w:ascii="Cambria Math" w:eastAsia="Times New Roman" w:hAnsi="Cambria Math"/>
+                <w:i/>
+                <w:szCs w:val="28"/>
+                <w:bdr w:val="none" w:sz="0" w:space="0" w:color="auto" w:frame="1"/>
+                <w:lang w:eastAsia="ru-RU"/>
+              </w:rPr>
+            </m:ctrlPr>
+          </m:dPr>
+          <m:e>
+            <m:r>
+              <w:rPr>
+                <w:rFonts w:ascii="Cambria Math" w:eastAsia="Times New Roman" w:hAnsi="Cambria Math"/>
+                <w:szCs w:val="28"/>
+                <w:bdr w:val="none" w:sz="0" w:space="0" w:color="auto" w:frame="1"/>
+                <w:lang w:eastAsia="ru-RU"/>
+              </w:rPr>
+              <m:t>-</m:t>
+            </m:r>
+          </m:e>
+        </m:d>
         <m:r>
           <w:rPr>
             <w:rFonts w:ascii="Cambria Math" w:eastAsia="Times New Roman" w:hAnsi="Cambria Math"/>
@@ -155,26 +198,34 @@
             <w:bdr w:val="none" w:sz="0" w:space="0" w:color="auto" w:frame="1"/>
             <w:lang w:eastAsia="ru-RU"/>
           </w:rPr>
-          <m:t>[</m:t>
+          <m:t>3;</m:t>
         </m:r>
-        <m:r>
-          <w:rPr>
-            <w:rFonts w:ascii="Cambria Math" w:eastAsia="Times New Roman" w:hAnsi="Cambria Math"/>
-            <w:szCs w:val="28"/>
-            <w:bdr w:val="none" w:sz="0" w:space="0" w:color="auto" w:frame="1"/>
-            <w:lang w:eastAsia="ru-RU"/>
-          </w:rPr>
-          <m:t>-3;5</m:t>
-        </m:r>
-        <m:r>
-          <w:rPr>
-            <w:rFonts w:ascii="Cambria Math" w:eastAsia="Times New Roman" w:hAnsi="Cambria Math"/>
-            <w:szCs w:val="28"/>
-            <w:bdr w:val="none" w:sz="0" w:space="0" w:color="auto" w:frame="1"/>
-            <w:lang w:eastAsia="ru-RU"/>
-          </w:rPr>
-          <m:t>]</m:t>
-        </m:r>
+        <m:d>
+          <m:dPr>
+            <m:begChr m:val=""/>
+            <m:endChr m:val="]"/>
+            <m:ctrlPr>
+              <w:rPr>
+                <w:rFonts w:ascii="Cambria Math" w:eastAsia="Times New Roman" w:hAnsi="Cambria Math"/>
+                <w:i/>
+                <w:szCs w:val="28"/>
+                <w:bdr w:val="none" w:sz="0" w:space="0" w:color="auto" w:frame="1"/>
+                <w:lang w:eastAsia="ru-RU"/>
+              </w:rPr>
+            </m:ctrlPr>
+          </m:dPr>
+          <m:e>
+            <m:r>
+              <w:rPr>
+                <w:rFonts w:ascii="Cambria Math" w:eastAsia="Times New Roman" w:hAnsi="Cambria Math"/>
+                <w:szCs w:val="28"/>
+                <w:bdr w:val="none" w:sz="0" w:space="0" w:color="auto" w:frame="1"/>
+                <w:lang w:eastAsia="ru-RU"/>
+              </w:rPr>
+              <m:t>5</m:t>
+            </m:r>
+          </m:e>
+        </m:d>
       </m:oMath>
     </w:p>
     <w:p>
@@ -200,17 +251,34 @@
             <w:bdr w:val="none" w:sz="0" w:space="0" w:color="auto" w:frame="1"/>
             <w:lang w:eastAsia="ru-RU"/>
           </w:rPr>
-          <m:t>(-∞;5</m:t>
+          <m:t>(-∞;</m:t>
         </m:r>
-        <m:r>
-          <w:rPr>
-            <w:rFonts w:ascii="Cambria Math" w:eastAsia="Times New Roman" w:hAnsi="Cambria Math"/>
-            <w:szCs w:val="28"/>
-            <w:bdr w:val="none" w:sz="0" w:space="0" w:color="auto" w:frame="1"/>
-            <w:lang w:eastAsia="ru-RU"/>
-          </w:rPr>
-          <m:t>]</m:t>
-        </m:r>
+        <m:d>
+          <m:dPr>
+            <m:begChr m:val=""/>
+            <m:endChr m:val="]"/>
+            <m:ctrlPr>
+              <w:rPr>
+                <w:rFonts w:ascii="Cambria Math" w:eastAsia="Times New Roman" w:hAnsi="Cambria Math"/>
+                <w:i/>
+                <w:szCs w:val="28"/>
+                <w:bdr w:val="none" w:sz="0" w:space="0" w:color="auto" w:frame="1"/>
+                <w:lang w:eastAsia="ru-RU"/>
+              </w:rPr>
+            </m:ctrlPr>
+          </m:dPr>
+          <m:e>
+            <m:r>
+              <w:rPr>
+                <w:rFonts w:ascii="Cambria Math" w:eastAsia="Times New Roman" w:hAnsi="Cambria Math"/>
+                <w:szCs w:val="28"/>
+                <w:bdr w:val="none" w:sz="0" w:space="0" w:color="auto" w:frame="1"/>
+                <w:lang w:eastAsia="ru-RU"/>
+              </w:rPr>
+              <m:t>5</m:t>
+            </m:r>
+          </m:e>
+        </m:d>
       </m:oMath>
     </w:p>
     <w:p>
@@ -236,17 +304,34 @@
             <w:bdr w:val="none" w:sz="0" w:space="0" w:color="auto" w:frame="1"/>
             <w:lang w:eastAsia="ru-RU"/>
           </w:rPr>
-          <m:t>(-∞;-3</m:t>
+          <m:t>(-∞;-</m:t>
         </m:r>
-        <m:r>
-          <w:rPr>
-            <w:rFonts w:ascii="Cambria Math" w:eastAsia="Times New Roman" w:hAnsi="Cambria Math"/>
-            <w:szCs w:val="28"/>
-            <w:bdr w:val="none" w:sz="0" w:space="0" w:color="auto" w:frame="1"/>
-            <w:lang w:eastAsia="ru-RU"/>
-          </w:rPr>
-          <m:t>]</m:t>
-        </m:r>
+        <m:d>
+          <m:dPr>
+            <m:begChr m:val=""/>
+            <m:endChr m:val="]"/>
+            <m:ctrlPr>
+              <w:rPr>
+                <w:rFonts w:ascii="Cambria Math" w:eastAsia="Times New Roman" w:hAnsi="Cambria Math"/>
+                <w:i/>
+                <w:szCs w:val="28"/>
+                <w:bdr w:val="none" w:sz="0" w:space="0" w:color="auto" w:frame="1"/>
+                <w:lang w:eastAsia="ru-RU"/>
+              </w:rPr>
+            </m:ctrlPr>
+          </m:dPr>
+          <m:e>
+            <m:r>
+              <w:rPr>
+                <w:rFonts w:ascii="Cambria Math" w:eastAsia="Times New Roman" w:hAnsi="Cambria Math"/>
+                <w:szCs w:val="28"/>
+                <w:bdr w:val="none" w:sz="0" w:space="0" w:color="auto" w:frame="1"/>
+                <w:lang w:eastAsia="ru-RU"/>
+              </w:rPr>
+              <m:t>3</m:t>
+            </m:r>
+          </m:e>
+        </m:d>
         <m:r>
           <w:rPr>
             <w:rFonts w:ascii="Cambria Math" w:eastAsia="Times New Roman" w:hAnsi="Cambria Math"/>
@@ -256,6 +341,32 @@
           </w:rPr>
           <m:t>∪</m:t>
         </m:r>
+        <m:d>
+          <m:dPr>
+            <m:begChr m:val="["/>
+            <m:endChr m:val=""/>
+            <m:ctrlPr>
+              <w:rPr>
+                <w:rFonts w:ascii="Cambria Math" w:eastAsia="Times New Roman" w:hAnsi="Cambria Math"/>
+                <w:i/>
+                <w:szCs w:val="28"/>
+                <w:bdr w:val="none" w:sz="0" w:space="0" w:color="auto" w:frame="1"/>
+                <w:lang w:eastAsia="ru-RU"/>
+              </w:rPr>
+            </m:ctrlPr>
+          </m:dPr>
+          <m:e>
+            <m:r>
+              <w:rPr>
+                <w:rFonts w:ascii="Cambria Math" w:eastAsia="Times New Roman" w:hAnsi="Cambria Math"/>
+                <w:szCs w:val="28"/>
+                <w:bdr w:val="none" w:sz="0" w:space="0" w:color="auto" w:frame="1"/>
+                <w:lang w:eastAsia="ru-RU"/>
+              </w:rPr>
+              <m:t>5</m:t>
+            </m:r>
+          </m:e>
+        </m:d>
         <m:r>
           <w:rPr>
             <w:rFonts w:ascii="Cambria Math" w:eastAsia="Times New Roman" w:hAnsi="Cambria Math"/>
@@ -263,16 +374,7 @@
             <w:bdr w:val="none" w:sz="0" w:space="0" w:color="auto" w:frame="1"/>
             <w:lang w:eastAsia="ru-RU"/>
           </w:rPr>
-          <m:t>[</m:t>
-        </m:r>
-        <m:r>
-          <w:rPr>
-            <w:rFonts w:ascii="Cambria Math" w:eastAsia="Times New Roman" w:hAnsi="Cambria Math"/>
-            <w:szCs w:val="28"/>
-            <w:bdr w:val="none" w:sz="0" w:space="0" w:color="auto" w:frame="1"/>
-            <w:lang w:eastAsia="ru-RU"/>
-          </w:rPr>
-          <m:t>5;+∞)</m:t>
+          <m:t>;+∞)</m:t>
         </m:r>
       </m:oMath>
     </w:p>
